--- a/.github/assets/faq-example-es.docx
+++ b/.github/assets/faq-example-es.docx
@@ -1115,13 +1115,13 @@
       <w:tblLayout w:type="fixed"/>
     </w:tblPr>
     <w:tblGrid>
-      <w:gridCol w:w="4218"/>
-      <w:gridCol w:w="6327"/>
+      <w:gridCol w:w="4956"/>
+      <w:gridCol w:w="5589"/>
     </w:tblGrid>
     <w:tr>
       <w:tc>
         <w:tcPr>
-          <w:tcW w:type="dxa" w:w="4218"/>
+          <w:tcW w:type="dxa" w:w="4957"/>
           <w:tcBorders>
             <w:top w:val="single" w:sz="6" w:color="D5DADA"/>
           </w:tcBorders>
@@ -1156,11 +1156,30 @@
             </w:rPr>
             <w:t xml:space="preserve"> por Build to Lead</w:t>
           </w:r>
+          <w:r>
+            <w:rPr>
+              <w:rFonts w:ascii="Arial" w:hAnsi="Arial"/>
+              <w:b w:val="0"/>
+              <w:color w:val="4E4F52"/>
+              <w:sz w:val="16"/>
+            </w:rPr>
+            <w:t xml:space="preserve">  ·  </w:t>
+          </w:r>
+          <w:hyperlink r:id="rId1">
+            <w:r>
+              <w:rPr>
+                <w:color w:val="A97F6A"/>
+                <w:sz w:val="16"/>
+                <w:b/>
+              </w:rPr>
+              <w:t xml:space="preserve">Instagram @build2lead.club</w:t>
+            </w:r>
+          </w:hyperlink>
         </w:p>
       </w:tc>
       <w:tc>
         <w:tcPr>
-          <w:tcW w:type="dxa" w:w="6328"/>
+          <w:tcW w:type="dxa" w:w="5589"/>
           <w:tcBorders>
             <w:top w:val="single" w:sz="6" w:color="D5DADA"/>
           </w:tcBorders>

--- a/.github/assets/faq-example-es.docx
+++ b/.github/assets/faq-example-es.docx
@@ -1151,19 +1151,10 @@
             <w:rPr>
               <w:rFonts w:ascii="Arial" w:hAnsi="Arial"/>
               <w:b/>
-              <w:color w:val="204B4C"/>
+              <w:color w:val="171A30"/>
               <w:sz w:val="16"/>
             </w:rPr>
-            <w:t xml:space="preserve"> por Build to Lead</w:t>
-          </w:r>
-          <w:r>
-            <w:rPr>
-              <w:rFonts w:ascii="Arial" w:hAnsi="Arial"/>
-              <w:b w:val="0"/>
-              <w:color w:val="4E4F52"/>
-              <w:sz w:val="16"/>
-            </w:rPr>
-            <w:t xml:space="preserve">  ·  </w:t>
+            <w:t xml:space="preserve"> por </w:t>
           </w:r>
           <w:hyperlink r:id="rId1">
             <w:r>
@@ -1172,7 +1163,26 @@
                 <w:sz w:val="16"/>
                 <w:b/>
               </w:rPr>
-              <w:t xml:space="preserve">Instagram @build2lead.club</w:t>
+              <w:t xml:space="preserve">@build2lead.club</w:t>
+            </w:r>
+          </w:hyperlink>
+          <w:r>
+            <w:rPr>
+              <w:rFonts w:ascii="Arial" w:hAnsi="Arial"/>
+              <w:b/>
+              <w:color w:val="171A30"/>
+              <w:sz w:val="16"/>
+            </w:rPr>
+            <w:t xml:space="preserve"> y </w:t>
+          </w:r>
+          <w:hyperlink r:id="rId2">
+            <w:r>
+              <w:rPr>
+                <w:color w:val="A97F6A"/>
+                <w:sz w:val="16"/>
+                <w:b/>
+              </w:rPr>
+              <w:t xml:space="preserve">@maisfloro.tech</w:t>
             </w:r>
           </w:hyperlink>
         </w:p>
